--- a/docs/06 - Formulas y calculos.docx
+++ b/docs/06 - Formulas y calculos.docx
@@ -176,7 +176,7 @@
                 <w:sz w:val="18"/>
                 <w:szCs w:val="18"/>
               </w:rPr>
-              <w:t>16 de septiembre de 2026 · revisión del 22 de septiembre de 2026</w:t>
+              <w:t>16 de septiembre de 2026 · revisiones del 22 de septiembre y del 1 de octubre de 2026</w:t>
             </w:r>
           </w:p>
         </w:tc>
@@ -4766,7 +4766,13 @@
           <w:sz w:val="20"/>
           <w:szCs w:val="20"/>
         </w:rPr>
-        <w:t>El IVA entra pegado a la utilidad, que es su base, y el costo indirecto entra al final, sin porcentaje encima. Por eso el pie financiero lo muestra en ese orden: el AIU pegado al costo directo, que es lo único sobre lo que se calcula, y el costo indirecto a continuación.</w:t>
+        <w:t>La aritmética no fija el orden en que esto se muestra, y el orden cambió. Hasta el 30 de septiembre de 2026 el pie ponía el costo directo primero, con el AIU pegado a él —que es lo único sobre lo que se calcula— y el costo indirecto al final, sin porcentaje encima. Por decisión del dueño del proyecto, de esa fecha, el orden es ahora: costo indirecto, costo directo, Administración, Imprevistos, Utilidad, AIU, IVA, VALOR TOTAL. La sección 8.4 lo muestra con cifras.</w:t>
+      </w:r>
+    </w:p>
+    <w:p>
+      <w:pPr/>
+      <w:r>
+        <w:t>Ese orden tiene un costo que conviene tener presente, porque lo paga el cliente que lee la oferta: con el AIU separado de la Utilidad por un renglón, y con la etiqueta corta «IVA (19,00 %)» que el mismo acuerdo fijó, la línea del IVA ya no dice sobre qué se calculó. La base sigue siendo la Utilidad y solo la Utilidad —la fórmula de 6.2 no cambió—, pero quien reciba el PDF no lo lee ahí: lo tiene que saber o preguntar. Es una concesión deliberada a la limpieza del pie, no un descuido, y este documento es el lugar donde queda dicho.</w:t>
       </w:r>
     </w:p>
     <w:tbl>
@@ -5821,7 +5827,13 @@
           <w:sz w:val="20"/>
           <w:szCs w:val="20"/>
         </w:rPr>
-        <w:t xml:space="preserve">Por eso el pie financiero muestra un aviso permanente, no bloqueante, cuando el presupuesto no tiene ningún capítulo directo y el AIU está configurado con porcentajes mayores que cero (RF-PRE-36). El texto señala la causa probable en vez de limitarse a avisar del cero.</w:t>
+        <w:t>Por eso el pie financiero muestra un aviso permanente, no bloqueante, cuando el presupuesto no tiene ningún capítulo directo y el AIU está configurado con porcentajes mayores que cero (RF-PRE-36). El texto señala la causa probable en vez de limitarse a avisar del cero.</w:t>
+      </w:r>
+    </w:p>
+    <w:p>
+      <w:pPr/>
+      <w:r>
+        <w:t>Y tiene que seguir a la vista. Desde el 30 de septiembre de 2026 el pie de la mesa de trabajo muestra solo dos renglones —costo directo y valor total— y el desglose vive en un panel lateral. Este aviso NO se va al panel: un aviso que hay que abrir para verlo no avisa, y justamente el error que señala —un capítulo clasificado como indirecto cuando era directo— es de los que no producen ningún otro síntoma.</w:t>
       </w:r>
     </w:p>
     <w:p>
@@ -5949,7 +5961,7 @@
           <w:sz w:val="20"/>
           <w:szCs w:val="20"/>
         </w:rPr>
-        <w:t xml:space="preserve">Si no está vigente, el usuario puede iniciar sesión pero no abre Recursos, APU ni Presupuestos. La verificación se repite en el servidor en cada petición, no solo al ingresar (RF-AUT-14, RF-AUT-15, RN-18).</w:t>
+        <w:t>Si no está vigente, el usuario puede iniciar sesión y la empresa queda en SOLO LECTURA: abre Recursos, APU y Presupuestos, los consulta y los exporta, y cualquier cosa que escriba se rechaza. Hasta el 30 de septiembre de 2026 este documento decía que no los abría en absoluto; la decisión del dueño, de esa fecha, es que sí —porque los datos son del cliente y una empresa a la que se le pasó la renovación tiene que poder sacar sus presupuestos—. Lo que pasa y lo que no lo decide una condición sobre la acción del permiso: pasan VER y EXPORTAR, se rechaza el resto. La verificación se repite en el servidor en cada petición y no solo al ingresar (RF-AUT-14, RF-AUT-15, RN-18), y ahora vive dentro de app.fn_exigir_permiso, que la consulta con la misma función con la que la pantalla decide qué mostrar: así no pueden contradecirse (D-65).</w:t>
       </w:r>
     </w:p>
     <w:p>
@@ -8894,7 +8906,7 @@
           <w:sz w:val="17"/>
           <w:szCs w:val="17"/>
         </w:rPr>
-        <w:t xml:space="preserve">Costo Directo      = 68.295.000 + 37.195.000     =  105.490.000</w:t>
+        <w:t>Costo Indirecto                                  =   53.000.000</w:t>
       </w:r>
     </w:p>
     <w:p>
@@ -8926,7 +8938,7 @@
           <w:sz w:val="17"/>
           <w:szCs w:val="17"/>
         </w:rPr>
-        <w:t xml:space="preserve">Administración 10% = 105.490.000 × 10 ÷ 100      =   10.549.000</w:t>
+        <w:t>Costo Directo      = 68.295.000 + 37.195.000     =  105.490.000</w:t>
       </w:r>
     </w:p>
     <w:p>
@@ -8942,7 +8954,7 @@
           <w:sz w:val="17"/>
           <w:szCs w:val="17"/>
         </w:rPr>
-        <w:t xml:space="preserve">Imprevistos     5% = 105.490.000 ×  5 ÷ 100      =    5.274.500</w:t>
+        <w:t>Administración 10% = 105.490.000 × 10 ÷ 100      =   10.549.000</w:t>
       </w:r>
     </w:p>
     <w:p>
@@ -8958,7 +8970,7 @@
           <w:sz w:val="17"/>
           <w:szCs w:val="17"/>
         </w:rPr>
-        <w:t xml:space="preserve">Utilidad        5% = 105.490.000 ×  5 ÷ 100      =    5.274.500</w:t>
+        <w:t>Imprevistos     5% = 105.490.000 ×  5 ÷ 100      =    5.274.500</w:t>
       </w:r>
     </w:p>
     <w:p>
@@ -8974,7 +8986,7 @@
           <w:sz w:val="17"/>
           <w:szCs w:val="17"/>
         </w:rPr>
-        <w:t>AIU                                              =   21.098.000</w:t>
+        <w:t>Utilidad        5% = 105.490.000 ×  5 ÷ 100      =    5.274.500</w:t>
       </w:r>
     </w:p>
     <w:p>
@@ -9006,7 +9018,7 @@
           <w:sz w:val="17"/>
           <w:szCs w:val="17"/>
         </w:rPr>
-        <w:t>IVA 19% sobre la utilidad = 5.274.500 × 19 ÷ 100  =    1.002.155</w:t>
+        <w:t>AIU                = 10.549.000 + 5.274.500 + 5.274.500  =   21.098.000</w:t>
       </w:r>
     </w:p>
     <w:p>
@@ -9022,7 +9034,7 @@
           <w:sz w:val="17"/>
           <w:szCs w:val="17"/>
         </w:rPr>
-        <w:t xml:space="preserve">Costo Indirecto                                  =   53.000.000</w:t>
+        <w:t>IVA 19%            = 5.274.500 × 19 ÷ 100        =    1.002.155</w:t>
       </w:r>
     </w:p>
     <w:p>
@@ -9054,7 +9066,7 @@
           <w:sz w:val="17"/>
           <w:szCs w:val="17"/>
         </w:rPr>
-        <w:t>VALOR TOTAL        = 105.490.000 + 53.000.000 + 21.098.000 + 1.002.155</w:t>
+        <w:t>VALOR TOTAL        = 53.000.000 + 105.490.000 + 21.098.000 + 1.002.155</w:t>
       </w:r>
     </w:p>
     <w:p>
@@ -9071,6 +9083,16 @@
           <w:szCs w:val="17"/>
         </w:rPr>
         <w:t xml:space="preserve">                                                 =  180.590.155</w:t>
+      </w:r>
+    </w:p>
+    <w:p>
+      <w:pPr/>
+      <w:r/>
+    </w:p>
+    <w:p>
+      <w:pPr/>
+      <w:r>
+        <w:t>Ocho renglones en el orden y con las etiquetas que salen impresas. La del IVA dice «IVA (19,00 %)» en el PDF y en el Excel, sin nombrar su base: la base es la Utilidad —5.274.500 aquí— y está dos renglones más arriba. El AIU es la suma de los tres componentes, no una repetición de ellos. Y el VALOR TOTAL suma los cuatro bloques una sola vez: el costo indirecto no lleva porcentaje encima, así que entra tal cual.</w:t>
       </w:r>
     </w:p>
     <w:p>

--- a/docs/06 - Formulas y calculos.docx
+++ b/docs/06 - Formulas y calculos.docx
@@ -121,7 +121,7 @@
                 <w:sz w:val="18"/>
                 <w:szCs w:val="18"/>
               </w:rPr>
-              <w:t>06 de 06</w:t>
+              <w:t xml:space="preserve">06 de 07</w:t>
             </w:r>
           </w:p>
         </w:tc>
@@ -176,7 +176,7 @@
                 <w:sz w:val="18"/>
                 <w:szCs w:val="18"/>
               </w:rPr>
-              <w:t>16 de septiembre de 2026 · revisiones del 22 de septiembre y del 1 de octubre de 2026</w:t>
+              <w:t xml:space="preserve">16 de septiembre de 2026 · revisiones del 22 de septiembre, del 1 de octubre y del 16 de octubre de 2026 contra lo construido</w:t>
             </w:r>
           </w:p>
         </w:tc>
@@ -4043,7 +4043,7 @@
           <w:sz w:val="20"/>
           <w:szCs w:val="20"/>
         </w:rPr>
-        <w:t>El sistema asigna y recalcula la codificación; el usuario nunca la escribe. Al agregar, mover, reordenar o eliminar un nivel, todo el árbol se renumera solo. Capítulos y actividades comparten el contador de su padre, de modo que una actividad colgada del capítulo no choca con los subcapítulos (D-42), y la actividad guarda su propio número en ⟦presupuesto_item.codigo_item⟧.</w:t>
+        <w:t xml:space="preserve">El sistema asigna y recalcula la codificación; el usuario nunca la escribe. Al agregar, mover, reordenar o eliminar un nivel, todo el árbol se renumera solo. Bajo un mismo padre van primero los subcapítulos y después las actividades; los dos comparten el contador, así que no chocan. Los ceros a la izquierda solo igualan el ancho de un nivel: aparecen cuando el padre con más hijos de ese nivel tiene diez o más. La actividad guarda su número en ⟦presupuesto_item.codigo_item⟧ como llave y orden, pero no se muestra: en la pantalla y en lo que se exporta se identifica con el código de su APU (D-75, 13 de octubre de 2026; antes, D-42).</w:t>
       </w:r>
     </w:p>
     <w:p>
@@ -4091,7 +4091,7 @@
           <w:sz w:val="17"/>
           <w:szCs w:val="17"/>
         </w:rPr>
-        <w:t>Capítulo           1.0, 2.0, 3.0…</w:t>
+        <w:t xml:space="preserve">Capítulo           1, 2, 3…   (01 … 12 si el nivel tiene diez o más)</w:t>
       </w:r>
     </w:p>
     <w:p>
@@ -4107,7 +4107,7 @@
           <w:sz w:val="17"/>
           <w:szCs w:val="17"/>
         </w:rPr>
-        <w:t>Hijos del capítulo 1.1, 1.2, 1.3…   (subcapítulos y actividades, mismo contador)</w:t>
+        <w:t xml:space="preserve">Subcapítulos       1.1, 1.2…   (van antes que las actividades del capítulo)</w:t>
       </w:r>
     </w:p>
     <w:p>
@@ -5942,13 +5942,31 @@
           <w:sz w:val="17"/>
           <w:szCs w:val="17"/>
         </w:rPr>
-        <w:t>vigente = tenant.estado = 'ACTIVO'</w:t>
+        <w:t xml:space="preserve">estado, acceso, plazos = plataforma.fn_ciclo_suscripcion(tenant_id)</w:t>
         <w:br/>
-        <w:t xml:space="preserve">          Y suscripcion.estado ∈ {EN_PRUEBA, ACTIVA}</w:t>
+        <w:t xml:space="preserve"/>
         <w:br/>
-        <w:t xml:space="preserve">          Y suscripcion.fecha_vencimiento ≥ hoy</w:t>
+        <w:t xml:space="preserve">En prueba    hoy ≤ vencimiento                                → completo</w:t>
         <w:br/>
-        <w:t>(El estado de la empresa forma parte de la fórmula: sin él, un inquilino suspendido por el superadministrador daría «vigente». Implementada en plataforma.fn_suscripcion_vigente(tenant_id). «VENCIDA» no es un estado almacenado sino una etiqueta que la interfaz deriva de la fecha, D-25.)</w:t>
+        <w:t xml:space="preserve">Vencida      hasta vencimiento + PRUEBA_SOLO_LECTURA días          → solo lectura</w:t>
+        <w:br/>
+        <w:t xml:space="preserve">Activa       hoy ≤ vencimiento                                → completo</w:t>
+        <w:br/>
+        <w:t xml:space="preserve">Por pagar    hasta vencimiento + GRACIA_PAGO días hábiles          → completo</w:t>
+        <w:br/>
+        <w:t xml:space="preserve">Suspendida   desde el día siguiente; se elimina el</w:t>
+        <w:br/>
+        <w:t xml:space="preserve">             suspendida_desde + SUSPENSION días                → solo la suscripción</w:t>
+        <w:br/>
+        <w:t xml:space="preserve">Cancelada    hasta la fecha pagada                            → completo</w:t>
+        <w:br/>
+        <w:t xml:space="preserve">             después, REACTIVACION días                        → solo reactivar</w:t>
+        <w:br/>
+        <w:t xml:space="preserve">Rechazo de un pago reportado a tiempo: el plazo llega al menos a</w:t>
+        <w:br/>
+        <w:t xml:space="preserve">             rechazo + PLAZO_TRAS_RECHAZO días hábiles</w:t>
+        <w:br/>
+        <w:t xml:space="preserve">(La única función que calcula el estado de una empresa: la pantalla, el rechazo del servidor y el panel leen de ella, así que no pueden discrepar. No hay un proceso que cambie estados: todo se deriva de las fechas (D-74). Un pago reportado a tiempo y todavía sin verificar mantiene el estado mientras se verifica. La suspensión del superadministrador tapa el estado y el acceso, no los plazos.)</w:t>
       </w:r>
     </w:p>
     <w:p>
@@ -5961,7 +5979,20 @@
           <w:sz w:val="20"/>
           <w:szCs w:val="20"/>
         </w:rPr>
-        <w:t>Si no está vigente, el usuario puede iniciar sesión y la empresa queda en SOLO LECTURA: abre Recursos, APU y Presupuestos, los consulta y los exporta, y cualquier cosa que escriba se rechaza. Hasta el 30 de septiembre de 2026 este documento decía que no los abría en absoluto; la decisión del dueño, de esa fecha, es que sí —porque los datos son del cliente y una empresa a la que se le pasó la renovación tiene que poder sacar sus presupuestos—. Lo que pasa y lo que no lo decide una condición sobre la acción del permiso: pasan VER y EXPORTAR, se rechaza el resto. La verificación se repite en el servidor en cada petición y no solo al ingresar (RF-AUT-14, RF-AUT-15, RN-18), y ahora vive dentro de app.fn_exigir_permiso, que la consulta con la misma función con la que la pantalla decide qué mostrar: así no pueden contradecirse (D-65).</w:t>
+        <w:t xml:space="preserve">Los nombres en mayúsculas son plazos con vigencia (D-78, documento 07): cada uno se cuenta con el valor que regía el día desde el que corre, así que un cambio solo alcanza a los plazos que empiecen después. Valores iniciales: GRACIA_PAGO 2 días hábiles, PLAZO_TRAS_RECHAZO 2 días hábiles, SUSPENSION 60 días, PRUEBA_SOLO_LECTURA 10 días, REACTIVACION 10 días. Los días hábiles son de lunes a viernes, sin los festivos de Colombia, que la base calcula (Ley Emiliani y Pascua).</w:t>
+      </w:r>
+    </w:p>
+    <w:p>
+      <w:pPr>
+        <w:spacing w:after="120" w:before="0" w:line="276"/>
+        <w:jc w:val="both"/>
+      </w:pPr>
+      <w:r>
+        <w:rPr>
+          <w:sz w:val="20"/>
+          <w:szCs w:val="20"/>
+        </w:rPr>
+        <w:t xml:space="preserve">Con la prueba vencida la empresa queda en SOLO LECTURA: abre Recursos, APU y Presupuestos, los consulta y los exporta, y cualquier cosa que escriba se rechaza. Hasta el 30 de septiembre de 2026 este documento decía que no los abría en absoluto; la decisión del dueño, de esa fecha, es que sí —porque los datos son del cliente—. Lo que pasa y lo que no lo decide una condición sobre la acción del permiso: pasan VER y EXPORTAR, se rechaza el resto (D-65). Suspendida, o cancelada después de su fecha pagada, solo entra a la suscripción y a exportar sus proyectos (D-74, D-76). La verificación se repite en el servidor en cada petición y no solo al ingresar (RF-AUT-14, RF-AUT-15, RN-18), y vive dentro de app.fn_exigir_permiso, que lee la misma función con la que la pantalla decide qué mostrar: así no pueden contradecirse.</w:t>
       </w:r>
     </w:p>
     <w:p>
@@ -6027,6 +6058,19 @@
     </w:p>
     <w:p>
       <w:pPr>
+        <w:spacing w:after="120" w:before="0" w:line="276"/>
+        <w:jc w:val="both"/>
+      </w:pPr>
+      <w:r>
+        <w:rPr>
+          <w:sz w:val="20"/>
+          <w:szCs w:val="20"/>
+        </w:rPr>
+        <w:t xml:space="preserve">Al terminar la prueba sin pago, la empresa tiene PRUEBA_SOLO_LECTURA días (10 al inicio) en solo lectura para decidir. Si no paga, queda cancelada y la purga diaria elimina sus datos al día siguiente del plazo. Un pago reportado dentro del plazo la protege mientras se verifica, y un rechazo le da PLAZO_TRAS_RECHAZO días hábiles para reenviarlo (D-76, 13 de octubre de 2026).</w:t>
+      </w:r>
+    </w:p>
+    <w:p>
+      <w:pPr>
         <w:pStyle w:val="Heading2"/>
         <w:spacing w:after="120" w:before="300"/>
       </w:pPr>
@@ -6086,6 +6130,19 @@
           <w:szCs w:val="20"/>
         </w:rPr>
         <w:t>El cobro es manual: el cliente paga por transferencia o PSE y el superadministrador registra el pago, lo que extiende el vencimiento. No hay pasarela de pagos en el MVP (D-13, RF-SAD-12). El corte de acceso sí lo hace el sistema solo, por fecha.</w:t>
+      </w:r>
+    </w:p>
+    <w:p>
+      <w:pPr>
+        <w:spacing w:after="120" w:before="0" w:line="276"/>
+        <w:jc w:val="both"/>
+      </w:pPr>
+      <w:r>
+        <w:rPr>
+          <w:sz w:val="20"/>
+          <w:szCs w:val="20"/>
+        </w:rPr>
+        <w:t xml:space="preserve">Desde el 11 de octubre de 2026 la empresa también reporta su pago, con el comprobante. Reportar no mueve la suscripción ni un día: cuando el superadministrador lo confirma, plataforma.fn_confirmar_pago aplica la misma fórmula de cubre_hasta; si lo rechaza, el motivo le llega a la empresa (D-73).</w:t>
       </w:r>
     </w:p>
     <w:tbl>
@@ -6131,7 +6188,7 @@
                 <w:sz w:val="18"/>
                 <w:szCs w:val="18"/>
               </w:rPr>
-              <w:t xml:space="preserve">Ningún cálculo borra datos</w:t>
+              <w:t xml:space="preserve">Qué borra datos, y cuándo</w:t>
             </w:r>
           </w:p>
           <w:p>
@@ -6144,7 +6201,7 @@
                 <w:sz w:val="19"/>
                 <w:szCs w:val="19"/>
               </w:rPr>
-              <w:t xml:space="preserve">Perder el acceso nunca es perder la información. No existe ningún proceso automático que elimine datos de un cliente: la eliminación de los datos de una prueba no convertida es siempre una acción manual y deliberada del superadministrador (RNF-23, RF-SAD-13).</w:t>
+              <w:t xml:space="preserve">Perder el acceso no es perder la información de inmediato. Desde el 11 y el 13 de octubre de 2026 (D-74, D-76) una purga diaria, plataforma.fn_purgar_empresas, elimina los datos en tres casos y en ningún otro: la empresa suspendida por falta de pago al vencer su plazo de suspensión, la cancelada que no se reactivó en su plazo y la prueba que terminó sus días de solo lectura sin pago. Un pago reportado y pendiente detiene la purga, y hasta el último día la empresa puede exportar sus proyectos. El superadministrador también puede eliminar a mano, con justificación (RF-SAD-15).</w:t>
             </w:r>
           </w:p>
         </w:tc>
@@ -7399,6 +7456,19 @@
         <w:t>8.3 Presupuesto — Casa campestre El Retiro</w:t>
       </w:r>
     </w:p>
+    <w:p>
+      <w:pPr>
+        <w:spacing w:after="120" w:before="0" w:line="276"/>
+        <w:jc w:val="both"/>
+      </w:pPr>
+      <w:r>
+        <w:rPr>
+          <w:sz w:val="20"/>
+          <w:szCs w:val="20"/>
+        </w:rPr>
+        <w:t xml:space="preserve">Con tres capítulos el código es 1, 2, 3, sin ceros (D-75). En el sistema cada actividad se identifica con el código de su APU; este ejemplo no les asignó uno, así que su casilla va vacía.</w:t>
+      </w:r>
+    </w:p>
     <w:tbl>
       <w:tblPr>
         <w:tblW w:type="dxa" w:w="9020"/>
@@ -7589,7 +7659,7 @@
                 <w:sz w:val="18"/>
                 <w:szCs w:val="18"/>
               </w:rPr>
-              <w:t>1.0</w:t>
+              <w:t xml:space="preserve">1</w:t>
             </w:r>
           </w:p>
         </w:tc>
@@ -7718,13 +7788,6 @@
               <w:spacing w:after="40" w:before="40" w:line="240"/>
               <w:jc w:val="left"/>
             </w:pPr>
-            <w:r>
-              <w:rPr>
-                <w:sz w:val="18"/>
-                <w:szCs w:val="18"/>
-              </w:rPr>
-              <w:t xml:space="preserve">1.1</w:t>
-            </w:r>
           </w:p>
         </w:tc>
         <w:tc>
@@ -7848,13 +7911,6 @@
               <w:spacing w:after="40" w:before="40" w:line="240"/>
               <w:jc w:val="left"/>
             </w:pPr>
-            <w:r>
-              <w:rPr>
-                <w:sz w:val="18"/>
-                <w:szCs w:val="18"/>
-              </w:rPr>
-              <w:t xml:space="preserve">1.2</w:t>
-            </w:r>
           </w:p>
         </w:tc>
         <w:tc>
@@ -7978,13 +8034,6 @@
               <w:spacing w:after="40" w:before="40" w:line="240"/>
               <w:jc w:val="left"/>
             </w:pPr>
-            <w:r>
-              <w:rPr>
-                <w:sz w:val="18"/>
-                <w:szCs w:val="18"/>
-              </w:rPr>
-              <w:t xml:space="preserve">1.3</w:t>
-            </w:r>
           </w:p>
         </w:tc>
         <w:tc>
@@ -8113,7 +8162,7 @@
                 <w:sz w:val="18"/>
                 <w:szCs w:val="18"/>
               </w:rPr>
-              <w:t>2.0</w:t>
+              <w:t xml:space="preserve">2</w:t>
             </w:r>
           </w:p>
         </w:tc>
@@ -8242,13 +8291,6 @@
               <w:spacing w:after="40" w:before="40" w:line="240"/>
               <w:jc w:val="left"/>
             </w:pPr>
-            <w:r>
-              <w:rPr>
-                <w:sz w:val="18"/>
-                <w:szCs w:val="18"/>
-              </w:rPr>
-              <w:t xml:space="preserve">2.1</w:t>
-            </w:r>
           </w:p>
         </w:tc>
         <w:tc>
@@ -8372,13 +8414,6 @@
               <w:spacing w:after="40" w:before="40" w:line="240"/>
               <w:jc w:val="left"/>
             </w:pPr>
-            <w:r>
-              <w:rPr>
-                <w:sz w:val="18"/>
-                <w:szCs w:val="18"/>
-              </w:rPr>
-              <w:t xml:space="preserve">2.2</w:t>
-            </w:r>
           </w:p>
         </w:tc>
         <w:tc>
@@ -8507,7 +8542,7 @@
                 <w:sz w:val="18"/>
                 <w:szCs w:val="18"/>
               </w:rPr>
-              <w:t>3.0</w:t>
+              <w:t xml:space="preserve">3</w:t>
             </w:r>
           </w:p>
         </w:tc>
@@ -8636,13 +8671,6 @@
               <w:spacing w:after="40" w:before="40" w:line="240"/>
               <w:jc w:val="left"/>
             </w:pPr>
-            <w:r>
-              <w:rPr>
-                <w:sz w:val="18"/>
-                <w:szCs w:val="18"/>
-              </w:rPr>
-              <w:t xml:space="preserve">3.1</w:t>
-            </w:r>
           </w:p>
         </w:tc>
         <w:tc>
@@ -8766,13 +8794,6 @@
               <w:spacing w:after="40" w:before="40" w:line="240"/>
               <w:jc w:val="left"/>
             </w:pPr>
-            <w:r>
-              <w:rPr>
-                <w:sz w:val="18"/>
-                <w:szCs w:val="18"/>
-              </w:rPr>
-              <w:t xml:space="preserve">3.2</w:t>
-            </w:r>
           </w:p>
         </w:tc>
         <w:tc>
